--- a/output/投研舆情晨报_2026-09-20.docx
+++ b/output/投研舆情晨报_2026-09-20.docx
@@ -19,7 +19,7 @@
           <w:color w:val="8A939E"/>
           <w:sz w:val="18"/>
         </w:rPr>
-        <w:t>覆盖 6 家媒体 · 入库 7,615 条 · 去重后 1,709 条 · 识别热点 52 个</w:t>
+        <w:t>覆盖 6 家媒体 · 入库 8,194 条 · 去重后 1,679 条 · 识别热点 51 个</w:t>
       </w:r>
     </w:p>
     <w:p>
@@ -126,69 +126,7 @@
           </w:tcPr>
           <w:p>
             <w:r>
-              <w:t>0.749</w:t>
-            </w:r>
-          </w:p>
-        </w:tc>
-        <w:tc>
-          <w:tcPr>
-            <w:tcW w:type="dxa" w:w="1440"/>
-          </w:tcPr>
-          <w:p>
-            <w:r>
-              <w:t>爆点</w:t>
-            </w:r>
-          </w:p>
-        </w:tc>
-        <w:tc>
-          <w:tcPr>
-            <w:tcW w:type="dxa" w:w="1440"/>
-          </w:tcPr>
-          <w:p>
-            <w:r>
-              <w:t>综合</w:t>
-            </w:r>
-          </w:p>
-        </w:tc>
-        <w:tc>
-          <w:tcPr>
-            <w:tcW w:type="dxa" w:w="1440"/>
-          </w:tcPr>
-          <w:p>
-            <w:r>
-              <w:t>上交所：新股沈鼓集团股票价格大幅波动 依规对相关投资者采取了</w:t>
-            </w:r>
-          </w:p>
-        </w:tc>
-        <w:tc>
-          <w:tcPr>
-            <w:tcW w:type="dxa" w:w="1440"/>
-          </w:tcPr>
-          <w:p>
-            <w:r>
-              <w:t>11/3</w:t>
-            </w:r>
-          </w:p>
-        </w:tc>
-      </w:tr>
-      <w:tr>
-        <w:tc>
-          <w:tcPr>
-            <w:tcW w:type="dxa" w:w="1440"/>
-          </w:tcPr>
-          <w:p>
-            <w:r>
-              <w:t>2</w:t>
-            </w:r>
-          </w:p>
-        </w:tc>
-        <w:tc>
-          <w:tcPr>
-            <w:tcW w:type="dxa" w:w="1440"/>
-          </w:tcPr>
-          <w:p>
-            <w:r>
-              <w:t>0.698</w:t>
+              <w:t>0.730</w:t>
             </w:r>
           </w:p>
         </w:tc>
@@ -240,7 +178,7 @@
           </w:tcPr>
           <w:p>
             <w:r>
-              <w:t>3</w:t>
+              <w:t>2</w:t>
             </w:r>
           </w:p>
         </w:tc>
@@ -250,7 +188,7 @@
           </w:tcPr>
           <w:p>
             <w:r>
-              <w:t>0.688</w:t>
+              <w:t>0.711</w:t>
             </w:r>
           </w:p>
         </w:tc>
@@ -280,7 +218,7 @@
           </w:tcPr>
           <w:p>
             <w:r>
-              <w:t>伯克希尔·哈撒韦任命沃伦·巴菲特为名誉董事长，霍华德·巴菲特</w:t>
+              <w:t>沙特主导联军称拦截胡塞武装射向利雅得的弹道导弹</w:t>
             </w:r>
           </w:p>
         </w:tc>
@@ -290,7 +228,7 @@
           </w:tcPr>
           <w:p>
             <w:r>
-              <w:t>8/3</w:t>
+              <w:t>6/3</w:t>
             </w:r>
           </w:p>
         </w:tc>
@@ -302,7 +240,7 @@
           </w:tcPr>
           <w:p>
             <w:r>
-              <w:t>4</w:t>
+              <w:t>3</w:t>
             </w:r>
           </w:p>
         </w:tc>
@@ -312,7 +250,7 @@
           </w:tcPr>
           <w:p>
             <w:r>
-              <w:t>0.663</w:t>
+              <w:t>0.702</w:t>
             </w:r>
           </w:p>
         </w:tc>
@@ -364,7 +302,7 @@
           </w:tcPr>
           <w:p>
             <w:r>
-              <w:t>5</w:t>
+              <w:t>4</w:t>
             </w:r>
           </w:p>
         </w:tc>
@@ -374,7 +312,7 @@
           </w:tcPr>
           <w:p>
             <w:r>
-              <w:t>0.641</w:t>
+              <w:t>0.669</w:t>
             </w:r>
           </w:p>
         </w:tc>
@@ -426,6 +364,68 @@
           </w:tcPr>
           <w:p>
             <w:r>
+              <w:t>5</w:t>
+            </w:r>
+          </w:p>
+        </w:tc>
+        <w:tc>
+          <w:tcPr>
+            <w:tcW w:type="dxa" w:w="1440"/>
+          </w:tcPr>
+          <w:p>
+            <w:r>
+              <w:t>0.645</w:t>
+            </w:r>
+          </w:p>
+        </w:tc>
+        <w:tc>
+          <w:tcPr>
+            <w:tcW w:type="dxa" w:w="1440"/>
+          </w:tcPr>
+          <w:p>
+            <w:r>
+              <w:t>爆点</w:t>
+            </w:r>
+          </w:p>
+        </w:tc>
+        <w:tc>
+          <w:tcPr>
+            <w:tcW w:type="dxa" w:w="1440"/>
+          </w:tcPr>
+          <w:p>
+            <w:r>
+              <w:t>综合</w:t>
+            </w:r>
+          </w:p>
+        </w:tc>
+        <w:tc>
+          <w:tcPr>
+            <w:tcW w:type="dxa" w:w="1440"/>
+          </w:tcPr>
+          <w:p>
+            <w:r>
+              <w:t>西贝将彻底倒闭？客服辟谣：全国门店均正常运营，恳请理性看待网</w:t>
+            </w:r>
+          </w:p>
+        </w:tc>
+        <w:tc>
+          <w:tcPr>
+            <w:tcW w:type="dxa" w:w="1440"/>
+          </w:tcPr>
+          <w:p>
+            <w:r>
+              <w:t>4/3</w:t>
+            </w:r>
+          </w:p>
+        </w:tc>
+      </w:tr>
+      <w:tr>
+        <w:tc>
+          <w:tcPr>
+            <w:tcW w:type="dxa" w:w="1440"/>
+          </w:tcPr>
+          <w:p>
+            <w:r>
               <w:t>6</w:t>
             </w:r>
           </w:p>
@@ -436,7 +436,69 @@
           </w:tcPr>
           <w:p>
             <w:r>
-              <w:t>0.631</w:t>
+              <w:t>0.632</w:t>
+            </w:r>
+          </w:p>
+        </w:tc>
+        <w:tc>
+          <w:tcPr>
+            <w:tcW w:type="dxa" w:w="1440"/>
+          </w:tcPr>
+          <w:p>
+            <w:r>
+              <w:t>高热</w:t>
+            </w:r>
+          </w:p>
+        </w:tc>
+        <w:tc>
+          <w:tcPr>
+            <w:tcW w:type="dxa" w:w="1440"/>
+          </w:tcPr>
+          <w:p>
+            <w:r>
+              <w:t>宏观政策</w:t>
+            </w:r>
+          </w:p>
+        </w:tc>
+        <w:tc>
+          <w:tcPr>
+            <w:tcW w:type="dxa" w:w="1440"/>
+          </w:tcPr>
+          <w:p>
+            <w:r>
+              <w:t>十部门，重磅发文！事关万亿赛道 ！三分钟看完周末发生了什么？</w:t>
+            </w:r>
+          </w:p>
+        </w:tc>
+        <w:tc>
+          <w:tcPr>
+            <w:tcW w:type="dxa" w:w="1440"/>
+          </w:tcPr>
+          <w:p>
+            <w:r>
+              <w:t>5/3</w:t>
+            </w:r>
+          </w:p>
+        </w:tc>
+      </w:tr>
+      <w:tr>
+        <w:tc>
+          <w:tcPr>
+            <w:tcW w:type="dxa" w:w="1440"/>
+          </w:tcPr>
+          <w:p>
+            <w:r>
+              <w:t>7</w:t>
+            </w:r>
+          </w:p>
+        </w:tc>
+        <w:tc>
+          <w:tcPr>
+            <w:tcW w:type="dxa" w:w="1440"/>
+          </w:tcPr>
+          <w:p>
+            <w:r>
+              <w:t>0.551</w:t>
             </w:r>
           </w:p>
         </w:tc>
@@ -466,7 +528,7 @@
           </w:tcPr>
           <w:p>
             <w:r>
-              <w:t>全链条激活房车消费潜力 十部门联合出台“房车消费大礼包”</w:t>
+              <w:t>北京：聚焦工业制造、科学研究、生物医药、教育教学等重点领域，</w:t>
             </w:r>
           </w:p>
         </w:tc>
@@ -476,69 +538,7 @@
           </w:tcPr>
           <w:p>
             <w:r>
-              <w:t>5/4</w:t>
-            </w:r>
-          </w:p>
-        </w:tc>
-      </w:tr>
-      <w:tr>
-        <w:tc>
-          <w:tcPr>
-            <w:tcW w:type="dxa" w:w="1440"/>
-          </w:tcPr>
-          <w:p>
-            <w:r>
-              <w:t>7</w:t>
-            </w:r>
-          </w:p>
-        </w:tc>
-        <w:tc>
-          <w:tcPr>
-            <w:tcW w:type="dxa" w:w="1440"/>
-          </w:tcPr>
-          <w:p>
-            <w:r>
-              <w:t>0.584</w:t>
-            </w:r>
-          </w:p>
-        </w:tc>
-        <w:tc>
-          <w:tcPr>
-            <w:tcW w:type="dxa" w:w="1440"/>
-          </w:tcPr>
-          <w:p>
-            <w:r>
-              <w:t>高热</w:t>
-            </w:r>
-          </w:p>
-        </w:tc>
-        <w:tc>
-          <w:tcPr>
-            <w:tcW w:type="dxa" w:w="1440"/>
-          </w:tcPr>
-          <w:p>
-            <w:r>
-              <w:t>国际市场</w:t>
-            </w:r>
-          </w:p>
-        </w:tc>
-        <w:tc>
-          <w:tcPr>
-            <w:tcW w:type="dxa" w:w="1440"/>
-          </w:tcPr>
-          <w:p>
-            <w:r>
-              <w:t>油价短线拉升，报道：沙特告知欧洲炼油商，下月他们将不会获得原</w:t>
-            </w:r>
-          </w:p>
-        </w:tc>
-        <w:tc>
-          <w:tcPr>
-            <w:tcW w:type="dxa" w:w="1440"/>
-          </w:tcPr>
-          <w:p>
-            <w:r>
-              <w:t>5/3</w:t>
+              <w:t>5/2</w:t>
             </w:r>
           </w:p>
         </w:tc>
@@ -560,7 +560,7 @@
           </w:tcPr>
           <w:p>
             <w:r>
-              <w:t>0.584</w:t>
+              <w:t>0.543</w:t>
             </w:r>
           </w:p>
         </w:tc>
@@ -590,7 +590,7 @@
           </w:tcPr>
           <w:p>
             <w:r>
-              <w:t>沙特主导联军称拦截胡塞武装射向利雅得的弹道导弹</w:t>
+              <w:t>《广西金融业发展“十五五”规划》印发：鼓励上市公司并购重组和</w:t>
             </w:r>
           </w:p>
         </w:tc>
@@ -600,7 +600,7 @@
           </w:tcPr>
           <w:p>
             <w:r>
-              <w:t>5/3</w:t>
+              <w:t>4/2</w:t>
             </w:r>
           </w:p>
         </w:tc>
@@ -622,7 +622,7 @@
           </w:tcPr>
           <w:p>
             <w:r>
-              <w:t>0.563</w:t>
+              <w:t>0.540</w:t>
             </w:r>
           </w:p>
         </w:tc>
@@ -642,7 +642,7 @@
           </w:tcPr>
           <w:p>
             <w:r>
-              <w:t>宏观政策</w:t>
+              <w:t>AI与大模型</w:t>
             </w:r>
           </w:p>
         </w:tc>
@@ -652,7 +652,7 @@
           </w:tcPr>
           <w:p>
             <w:r>
-              <w:t>广交会在中国外贸发展进程中发挥了怎样的作用？商务部回应</w:t>
+              <w:t>Anthropic、OpenAI、SpaceX AI、谷歌因</w:t>
             </w:r>
           </w:p>
         </w:tc>
@@ -662,7 +662,7 @@
           </w:tcPr>
           <w:p>
             <w:r>
-              <w:t>5/3</w:t>
+              <w:t>3/2</w:t>
             </w:r>
           </w:p>
         </w:tc>
@@ -684,7 +684,7 @@
           </w:tcPr>
           <w:p>
             <w:r>
-              <w:t>0.563</w:t>
+              <w:t>0.540</w:t>
             </w:r>
           </w:p>
         </w:tc>
@@ -704,7 +704,7 @@
           </w:tcPr>
           <w:p>
             <w:r>
-              <w:t>生物医药</w:t>
+              <w:t>综合</w:t>
             </w:r>
           </w:p>
         </w:tc>
@@ -714,7 +714,7 @@
           </w:tcPr>
           <w:p>
             <w:r>
-              <w:t>李强主持召开国务院常务会议 部署实施医疗康复护理扩容提升工程</w:t>
+              <w:t>中泰证券一员工代客操盘，巨亏9206万元！累计交易超25亿元</w:t>
             </w:r>
           </w:p>
         </w:tc>
@@ -724,7 +724,7 @@
           </w:tcPr>
           <w:p>
             <w:r>
-              <w:t>4/3</w:t>
+              <w:t>3/2</w:t>
             </w:r>
           </w:p>
         </w:tc>
@@ -746,7 +746,7 @@
         <w:pStyle w:val="Heading2"/>
       </w:pPr>
       <w:r>
-        <w:t>上交所：新股沈鼓集团股票价格大幅波动 依规对相关投资者采取了暂停账户交易等自律监管措施</w:t>
+        <w:t>美方宣扬“永久控制”，丹麦否认“出让主权”，“格陵兰岛协议”谁是赢家？</w:t>
       </w:r>
     </w:p>
     <w:p>
@@ -755,7 +755,7 @@
           <w:color w:val="8A939E"/>
           <w:sz w:val="18"/>
         </w:rPr>
-        <w:t>热度 0.749（爆点）· 11 篇 / 3 家媒体 · 综合</w:t>
+        <w:t>热度 0.730（爆点）· 6 篇 / 3 家媒体 · 综合</w:t>
       </w:r>
     </w:p>
     <w:p>
@@ -767,81 +767,7 @@
         <w:t>事件概述：</w:t>
       </w:r>
       <w:r>
-        <w:t>「上交所：新股沈鼓集团股票价格大幅波动 依规对相关投资者采取了暂停账户交易等自律监管措施」由 11 篇报道聚合而成，覆盖 3 家媒体，热度 0.749（爆点），所属板块类目：综合。</w:t>
-      </w:r>
-    </w:p>
-    <w:p>
-      <w:r>
-        <w:rPr>
-          <w:b/>
-          <w:color w:val="16324F"/>
-        </w:rPr>
-        <w:t>关键信息：</w:t>
-      </w:r>
-      <w:r>
-        <w:t>上交所：依规对沈鼓集团异常交易相关投资者采取暂停账户交易等自律监管措施；上交所：新股沈鼓集团股票价格大幅波动 依规对相关投资者采取了暂停账户交易等自律监；沈鼓集团相关异常账户暂停交易！刚刚，上交所出手→</w:t>
-      </w:r>
-    </w:p>
-    <w:p>
-      <w:r>
-        <w:rPr>
-          <w:b/>
-          <w:color w:val="16324F"/>
-        </w:rPr>
-        <w:t>市场影响：</w:t>
-      </w:r>
-      <w:r>
-        <w:t>关联板块代码：本簇未携带板块标签。（LLM 不可用，未生成研判，以上为检索与统计事实）</w:t>
-      </w:r>
-    </w:p>
-    <w:p>
-      <w:r>
-        <w:rPr>
-          <w:b/>
-          <w:color w:val="16324F"/>
-        </w:rPr>
-        <w:t>关注要点：</w:t>
-      </w:r>
-      <w:r>
-        <w:t>建议人工复核该事件的后续进展与板块联动。</w:t>
-      </w:r>
-    </w:p>
-    <w:p>
-      <w:r>
-        <w:rPr>
-          <w:color w:val="8A939E"/>
-          <w:sz w:val="17"/>
-        </w:rPr>
-        <w:t>引用：[1]上交所：依规对沈鼓集团异常交易相关投资者采取暂停账户 / [2]上交所：新股沈鼓集团股票价格大幅波动 依规对相关投资 / [3]沈鼓集团相关异常账户暂停交易！刚刚，上交所出手→ / [4]上交所出手：对沈鼓集团部分投资者暂停交易</w:t>
-      </w:r>
-    </w:p>
-    <w:p>
-      <w:pPr>
-        <w:pStyle w:val="Heading2"/>
-      </w:pPr>
-      <w:r>
-        <w:t>美方宣扬“永久控制”，丹麦否认“出让主权”，“格陵兰岛协议”谁是赢家？</w:t>
-      </w:r>
-    </w:p>
-    <w:p>
-      <w:r>
-        <w:rPr>
-          <w:color w:val="8A939E"/>
-          <w:sz w:val="18"/>
-        </w:rPr>
-        <w:t>热度 0.698（爆点）· 6 篇 / 3 家媒体 · 综合</w:t>
-      </w:r>
-    </w:p>
-    <w:p>
-      <w:r>
-        <w:rPr>
-          <w:b/>
-          <w:color w:val="16324F"/>
-        </w:rPr>
-        <w:t>事件概述：</w:t>
-      </w:r>
-      <w:r>
-        <w:t>「美方宣扬“永久控制”，丹麦否认“出让主权”，“格陵兰岛协议”谁是赢家？」由 6 篇报道聚合而成，覆盖 3 家媒体，热度 0.698（爆点），所属板块类目：综合。</w:t>
+        <w:t>「美方宣扬“永久控制”，丹麦否认“出让主权”，“格陵兰岛协议”谁是赢家？」由 6 篇报道聚合而成，覆盖 3 家媒体，热度 0.73（爆点），所属板块类目：综合。</w:t>
       </w:r>
     </w:p>
     <w:p>
@@ -894,7 +820,7 @@
         <w:pStyle w:val="Heading2"/>
       </w:pPr>
       <w:r>
-        <w:t>伯克希尔·哈撒韦任命沃伦·巴菲特为名誉董事长，霍华德·巴菲特任董事长</w:t>
+        <w:t>沙特主导联军称拦截胡塞武装射向利雅得的弹道导弹</w:t>
       </w:r>
     </w:p>
     <w:p>
@@ -903,7 +829,7 @@
           <w:color w:val="8A939E"/>
           <w:sz w:val="18"/>
         </w:rPr>
-        <w:t>热度 0.688（爆点）· 8 篇 / 3 家媒体 · 综合</w:t>
+        <w:t>热度 0.711（爆点）· 6 篇 / 3 家媒体 · 综合</w:t>
       </w:r>
     </w:p>
     <w:p>
@@ -915,7 +841,7 @@
         <w:t>事件概述：</w:t>
       </w:r>
       <w:r>
-        <w:t>「伯克希尔·哈撒韦任命沃伦·巴菲特为名誉董事长，霍华德·巴菲特任董事长」由 8 篇报道聚合而成，覆盖 3 家媒体，热度 0.688（爆点），所属板块类目：综合。</w:t>
+        <w:t>「沙特主导联军称拦截胡塞武装射向利雅得的弹道导弹」由 6 篇报道聚合而成，覆盖 3 家媒体，热度 0.711（爆点），所属板块类目：综合。</w:t>
       </w:r>
     </w:p>
     <w:p>
@@ -927,7 +853,7 @@
         <w:t>关键信息：</w:t>
       </w:r>
       <w:r>
-        <w:t>伯克希尔·哈撒韦任命沃伦·巴菲特为名誉董事长，霍华德·巴菲特任董事长；霍华德・巴菲特是谁？伯克希尔‑哈撒韦新任董事长；沃伦·巴菲特卸任伯克希尔-哈撒韦董事长</w:t>
+        <w:t>沙特主导联军称拦截胡塞武装射向利雅得的弹道导弹；胡塞武装称对沙特敏感目标及设施发动袭击；沙特首都利雅得遭空袭</w:t>
       </w:r>
     </w:p>
     <w:p>
@@ -960,7 +886,7 @@
           <w:color w:val="8A939E"/>
           <w:sz w:val="17"/>
         </w:rPr>
-        <w:t>引用：[1]伯克希尔·哈撒韦任命沃伦·巴菲特为名誉董事长，霍华德 / [2]霍华德・巴菲特是谁？伯克希尔‑哈撒韦新任董事长 / [3]沃伦·巴菲特卸任伯克希尔-哈撒韦董事长 / [4]巴菲特卸任伯克希尔董事长：“时间老人终将获胜”</w:t>
+        <w:t>引用：[1]沙特主导联军称拦截胡塞武装射向利雅得的弹道导弹 / [2]胡塞武装称对沙特敏感目标及设施发动袭击 / [3]沙特首都利雅得遭空袭 / [4]沙特拦截弹即将耗尽，紧急求援</w:t>
       </w:r>
     </w:p>
     <w:p>
@@ -977,7 +903,7 @@
           <w:color w:val="8A939E"/>
           <w:sz w:val="18"/>
         </w:rPr>
-        <w:t>热度 0.663（爆点）· 9 篇 / 2 家媒体 · 综合</w:t>
+        <w:t>热度 0.702（爆点）· 9 篇 / 2 家媒体 · 综合</w:t>
       </w:r>
     </w:p>
     <w:p>
@@ -989,7 +915,7 @@
         <w:t>事件概述：</w:t>
       </w:r>
       <w:r>
-        <w:t>「黄益平：随着人工智能技术的落地和创新，供强需弱矛盾或进一步加剧」由 9 篇报道聚合而成，覆盖 2 家媒体，热度 0.663（爆点），所属板块类目：综合。</w:t>
+        <w:t>「黄益平：随着人工智能技术的落地和创新，供强需弱矛盾或进一步加剧」由 9 篇报道聚合而成，覆盖 2 家媒体，热度 0.702（爆点），所属板块类目：综合。</w:t>
       </w:r>
     </w:p>
     <w:p>
@@ -1034,7 +960,7 @@
           <w:color w:val="8A939E"/>
           <w:sz w:val="17"/>
         </w:rPr>
-        <w:t>引用：[1]黄益平：随着人工智能技术的落地和创新，供强需弱矛盾或 / [2]赵峥：把握时代要求培养智能经济高质量人才 / [3]黄仁勋“唱反调” 呼吁加快人工智能研发进程 / [4]AI高管忧心：人工智能会给新闻出版商带来生存级威胁</w:t>
+        <w:t>引用：[1]黄益平：随着人工智能技术的落地和创新，供强需弱矛盾或 / [2]赵峥：把握时代要求培养智能经济高质量人才 / [3]黄仁勋“唱反调” 呼吁加快人工智能研发进程 / [4]河北将培育人工智能应用服务商</w:t>
       </w:r>
     </w:p>
     <w:p>
@@ -1051,7 +977,7 @@
           <w:color w:val="8A939E"/>
           <w:sz w:val="18"/>
         </w:rPr>
-        <w:t>热度 0.641（爆点）· 5 篇 / 3 家媒体 · 半导体</w:t>
+        <w:t>热度 0.669（爆点）· 5 篇 / 3 家媒体 · 半导体</w:t>
       </w:r>
     </w:p>
     <w:p>
@@ -1063,7 +989,7 @@
         <w:t>事件概述：</w:t>
       </w:r>
       <w:r>
-        <w:t>「英伟达CEO黄仁勋减持45,728股公司股票。 CFO克雷斯出售34,918股英」由 5 篇报道聚合而成，覆盖 3 家媒体，热度 0.641（爆点），所属板块类目：半导体。</w:t>
+        <w:t>「英伟达CEO黄仁勋减持45,728股公司股票。 CFO克雷斯出售34,918股英」由 5 篇报道聚合而成，覆盖 3 家媒体，热度 0.669（爆点），所属板块类目：半导体。</w:t>
       </w:r>
     </w:p>
     <w:p>
@@ -1113,6 +1039,80 @@
     </w:p>
     <w:p>
       <w:pPr>
+        <w:pStyle w:val="Heading2"/>
+      </w:pPr>
+      <w:r>
+        <w:t>西贝将彻底倒闭？客服辟谣：全国门店均正常运营，恳请理性看待网络信息</w:t>
+      </w:r>
+    </w:p>
+    <w:p>
+      <w:r>
+        <w:rPr>
+          <w:color w:val="8A939E"/>
+          <w:sz w:val="18"/>
+        </w:rPr>
+        <w:t>热度 0.645（爆点）· 4 篇 / 3 家媒体 · 综合</w:t>
+      </w:r>
+    </w:p>
+    <w:p>
+      <w:r>
+        <w:rPr>
+          <w:b/>
+          <w:color w:val="16324F"/>
+        </w:rPr>
+        <w:t>事件概述：</w:t>
+      </w:r>
+      <w:r>
+        <w:t>「西贝将彻底倒闭？客服辟谣：全国门店均正常运营，恳请理性看待网络信息」由 4 篇报道聚合而成，覆盖 3 家媒体，热度 0.645（爆点），所属板块类目：综合。</w:t>
+      </w:r>
+    </w:p>
+    <w:p>
+      <w:r>
+        <w:rPr>
+          <w:b/>
+          <w:color w:val="16324F"/>
+        </w:rPr>
+        <w:t>关键信息：</w:t>
+      </w:r>
+      <w:r>
+        <w:t>西贝回应倒闭传闻：目前全国门店均正常运营；西贝将彻底倒闭？客服辟谣：全国门店均正常运营，恳请理性看待网络信息；西贝将彻底倒闭？成都6个月内关停6家，如今仅剩6家</w:t>
+      </w:r>
+    </w:p>
+    <w:p>
+      <w:r>
+        <w:rPr>
+          <w:b/>
+          <w:color w:val="16324F"/>
+        </w:rPr>
+        <w:t>市场影响：</w:t>
+      </w:r>
+      <w:r>
+        <w:t>关联板块代码：本簇未携带板块标签。（LLM 不可用，未生成研判，以上为检索与统计事实）</w:t>
+      </w:r>
+    </w:p>
+    <w:p>
+      <w:r>
+        <w:rPr>
+          <w:b/>
+          <w:color w:val="16324F"/>
+        </w:rPr>
+        <w:t>关注要点：</w:t>
+      </w:r>
+      <w:r>
+        <w:t>建议人工复核该事件的后续进展与板块联动。</w:t>
+      </w:r>
+    </w:p>
+    <w:p>
+      <w:r>
+        <w:rPr>
+          <w:color w:val="8A939E"/>
+          <w:sz w:val="17"/>
+        </w:rPr>
+        <w:t>引用：[1]西贝回应倒闭传闻：目前全国门店均正常运营 / [2]西贝将彻底倒闭？客服辟谣：全国门店均正常运营，恳请理 / [3]西贝将彻底倒闭？成都6个月内关停6家，如今仅剩6家 / [4]西贝还能撑多久？</w:t>
+      </w:r>
+    </w:p>
+    <w:p>
+      <w:pPr>
         <w:pStyle w:val="Heading1"/>
       </w:pPr>
       <w:r>
@@ -1127,7 +1127,7 @@
         <w:pStyle w:val="ListBullet"/>
       </w:pPr>
       <w:r>
-        <w:t>采集：6 家媒体公开接口，累计入库 7,615 条</w:t>
+        <w:t>采集：6 家媒体公开接口，累计入库 8,194 条</w:t>
       </w:r>
     </w:p>
     <w:p>
@@ -1135,7 +1135,7 @@
         <w:pStyle w:val="ListBullet"/>
       </w:pPr>
       <w:r>
-        <w:t>三层去重：1,992 → 1,709 条（精确139/SimHash9/语义135）</w:t>
+        <w:t>三层去重：1,929 → 1,679 条（精确140/SimHash9/语义101）</w:t>
       </w:r>
     </w:p>
     <w:p>
